--- a/dist/submission_v2/CD2_ChuyenDe2_VN.docx
+++ b/dist/submission_v2/CD2_ChuyenDe2_VN.docx
@@ -201,6 +201,42 @@
       </w:pPr>
       <w:r>
         <w:t xml:space="preserve">Từ khóa: quốc tế hóa; hiệu quả hoạt động kinh doanh; châu Á; mô hình phi tuyến; điều tiết; áp dụng số; thể chế; Upper Echelons; ICRV.</w:t>
+      </w:r>
+    </w:p>
+    <w:p>
+      <w:pPr>
+        <w:pStyle w:val="BodyText"/>
+      </w:pPr>
+      <w:r>
+        <w:rPr>
+          <w:bCs/>
+          <w:b/>
+        </w:rPr>
+        <w:t xml:space="preserve">Phân loại JEL:</w:t>
+      </w:r>
+      <w:r>
+        <w:t xml:space="preserve"> </w:t>
+      </w:r>
+      <w:r>
+        <w:t xml:space="preserve">F23; O33; D22; L25; O53.</w:t>
+      </w:r>
+    </w:p>
+    <w:p>
+      <w:pPr>
+        <w:pStyle w:val="BodyText"/>
+      </w:pPr>
+      <w:r>
+        <w:rPr>
+          <w:bCs/>
+          <w:b/>
+        </w:rPr>
+        <w:t xml:space="preserve">Loại bài:</w:t>
+      </w:r>
+      <w:r>
+        <w:t xml:space="preserve"> </w:t>
+      </w:r>
+      <w:r>
+        <w:t xml:space="preserve">Chuyên đề tiến sĩ.</w:t>
       </w:r>
     </w:p>
     <w:p>

--- a/dist/submission_v2/CD2_ChuyenDe2_VN.docx
+++ b/dist/submission_v2/CD2_ChuyenDe2_VN.docx
@@ -261,7 +261,27 @@
         <w:pStyle w:val="FirstParagraph"/>
       </w:pPr>
       <w:r>
-        <w:t xml:space="preserve">This specialty essay constructs a theoretical and empirical research model on the effect of internationalization on firm performance across Asian economies during 2009–2025. The integrated theoretical framework combines four layers, the Uppsala Model (Johanson &amp; Vahlne, 1977, 2009), the Resource-Based View (Barney, 1991; Wernerfelt, 1984), Institutional Theory (North, 1990; Khanna &amp; Palepu, 2010; Peng, 2003), and Upper Echelons Theory (Hambrick &amp; Mason, 1984; Hambrick, 2007), together with the Foundational Digital Adoption Framework (Banalieva &amp; Dhanaraj, 2019; Verhoef et al., 2021; Stallkamp &amp; Schotter, 2021). A review of five functional forms of the internationalization–performance (I→P) relationship, linear, inverted-U, S-curve, M-curve, and forced penalty, together with five major meta-analyses covering 1980–2024 reveals an empirical gap in the simultaneous testing of nonlinearity and multi-level moderation in Asia. Six hypotheses (H1–H6) are developed: H1 nonlinear inverted-U or S-curve relationship; H2 Technological Capability Index (TCI) positively moderating; H3a–H3b Digital Adoption Index (DAI) moderating contingent on institutional regime: conditional for Emerging/Frontier (H3a), positive under OLS but subject to selection bias (P3 IV: β = 0.018, p = .942), conditional or null for Advanced (H3b), and distinguishable from TCI; H4a–H4c top manager characteristics moderating (experience, education, and gender with distinct directional expectations); H5 home-country institutions moderating along the ICRV six-regime gradient; H6 temporal heterogeneity. Eight empirical models M0–M7 are specified, from linear baseline to three-way moderation. A multi-level identification strategy and comprehensive robustness plan are designed for a pool of 101,185 firms across 47 Asian and Pacific economies, spanning 108 country-year pairs across 14 WBES survey waves (2009–2025). The four main contributions are: (i) an integrated 4-tier framework combined with the Foundational Digital Adoption Framework with no equivalent for Asia; (ii) the separation of TCI and DAI within the Context-Contingent Digital-and-Capability Model (CDCM); (iii) the M7 three-way moderation model; (iv) sub-grouping of the Advanced regime into innovation-driven (ICRV Group I) and resource-driven (ICRV Group II) types. Three companion empirical papers, P3 Vietnam (JABS, under review), P4 Singapore (MIR, under review), P5 China (IJOEM, under review), provide country-specific evidence testing H1–H6 and validating the proposed model structure.</w:t>
+        <w:t xml:space="preserve">This specialty essay constructs a theoretical and empirical research model on the effect of internationalization on firm performance across Asian economies during 2009–2025. The integrated theoretical framework combines four layers, the Uppsala Model (Johanson &amp; Vahlne, 1977, 2009), the Resource-Based View (Barney, 1991; Wernerfelt, 1984), Institutional Theory (North, 1990; Khanna &amp; Palepu, 2010; Peng, 2003), and Upper Echelons Theory (Hambrick &amp; Mason, 1984; Hambrick, 2007), together with the Foundational Digital Adoption Framework (Banalieva &amp; Dhanaraj, 2019; Verhoef et al., 2021; Stallkamp &amp; Schotter, 2021). A review of five functional forms of the internationalization–performance (I→P) relationship, linear, inverted-U, S-curve, M-curve, and forced penalty, together with five major meta-analyses covering 1980–2024 reveals an empirical gap in the simultaneous testing of nonlinearity and multi-level moderation in Asia. Six hypotheses (H1–H6) are developed: H1 nonlinear inverted-U or S-curve relationship; H2 Technological Capability Index (TCI) positively moderating; H3a–H3b Digital Adoption Index (DAI) moderating contingent on institutional regime: conditional for Emerging/Frontier (H3a), positive under OLS but subject to selection bias (P3 IV:</w:t>
+      </w:r>
+      <w:r>
+        <w:t xml:space="preserve"> </w:t>
+      </w:r>
+      <m:oMath>
+        <m:r>
+          <m:t>β</m:t>
+        </m:r>
+        <m:r>
+          <m:rPr>
+            <m:sty m:val="p"/>
+          </m:rPr>
+          <m:t>=</m:t>
+        </m:r>
+        <m:r>
+          <m:t>0.018</m:t>
+        </m:r>
+      </m:oMath>
+      <w:r>
+        <w:t xml:space="preserve">, p = .942), conditional or null for Advanced (H3b), and distinguishable from TCI; H4a–H4c top manager characteristics moderating (experience, education, and gender with distinct directional expectations); H5 home-country institutions moderating along the ICRV six-regime gradient; H6 temporal heterogeneity. Eight empirical models M0–M7 are specified, from linear baseline to three-way moderation. A multi-level identification strategy and comprehensive robustness plan are designed for a pool of 101,185 firms across 47 Asian and Pacific economies, spanning 108 country-year pairs across 14 WBES survey waves (2009–2025). The four main contributions are: (i) an integrated 4-tier framework combined with the Foundational Digital Adoption Framework with no equivalent for Asia; (ii) the separation of TCI and DAI within the Context-Contingent Digital-and-Capability Model (CDCM); (iii) the M7 three-way moderation model; (iv) sub-grouping of the Advanced regime into innovation-driven (ICRV Group I) and resource-driven (ICRV Group II) types. Three companion empirical papers, P3 Vietnam (JABS, under review), P4 Singapore (MIR, under review), P5 China (IJOEM, under review), provide country-specific evidence testing H1–H6 and validating the proposed model structure.</w:t>
       </w:r>
     </w:p>
     <w:p>
@@ -1669,7 +1689,44 @@
         <w:pStyle w:val="BodyText"/>
       </w:pPr>
       <w:r>
-        <w:t xml:space="preserve">Bốn bản thảo thực nghiệm đồng hành cung cấp bằng chứng quốc gia cụ thể kiểm định khả năng của khung đề xuất. P2 Trung Quốc SMEs (Đỗ &amp; Phan, 2026, JFAR đã công bố) phân tích 2.700 doanh nghiệp SMEs Trung Quốc và tìm thấy dạng bậc ba (cubic nonlinearity / S-curve ba giai đoạn), cung cấp tiền thân thực nghiệm cho H1 và cơ sở để so sánh với P5. P3 Việt Nam (Đỗ &amp; Phan, 2026, JABS under review) phân tích 2.958 doanh nghiệp WBES ba sóng (2009, 2015, 2023). Phân tích này xác nhận chữ U ngược trong cả ba sóng với điểm uốn 46,2% (2009), 39,3% (2015), 41,6% (2023), 39,7% (tổng hợp); TCI nhân quả qua biến công cụ (β = 1,639, F bậc một = 22,1); và DAI theo giai đoạn và phụ thuộc chọn lựa (IV null, β = 0,018). P4 Singapore (Mar, Đỗ &amp; Phan, 2026, MIR under review) phân tích 623 doanh nghiệp WBES 2023, cho thấy điểm uốn hàm ý ở FSTS khoảng 88,6% và DAI hoạt động như nguồn lực mở rộng tình huống với hệ số DAI×FSTS² = +3,119 (p = 0,005). P5 Trung Quốc (Đỗ &amp; Phan, 2026, IJOEM under review) phân tích 4.559 doanh nghiệp WBES hai sóng (2012, 2024), xác nhận chữ U ngược bền vững cấu trúc với điểm uốn 49,4% (2012) và 47,2% (2024).</w:t>
+        <w:t xml:space="preserve">Bốn bản thảo thực nghiệm đồng hành cung cấp bằng chứng quốc gia cụ thể kiểm định khả năng của khung đề xuất. P2 Trung Quốc SMEs (Đỗ &amp; Phan, 2026, JFAR đã công bố) phân tích 2.700 doanh nghiệp SMEs Trung Quốc và tìm thấy dạng bậc ba (cubic nonlinearity / S-curve ba giai đoạn), cung cấp tiền thân thực nghiệm cho H1 và cơ sở để so sánh với P5. P3 Việt Nam (Đỗ &amp; Phan, 2026, JABS under review) phân tích 2.958 doanh nghiệp WBES ba sóng (2009, 2015, 2023). Phân tích này xác nhận chữ U ngược trong cả ba sóng với điểm uốn 46,2% (2009), 39,3% (2015), 41,6% (2023), 39,7% (tổng hợp); TCI nhân quả qua biến công cụ (</w:t>
+      </w:r>
+      <m:oMath>
+        <m:r>
+          <m:t>β</m:t>
+        </m:r>
+        <m:r>
+          <m:rPr>
+            <m:sty m:val="p"/>
+          </m:rPr>
+          <m:t>=</m:t>
+        </m:r>
+        <m:r>
+          <m:t>1.639</m:t>
+        </m:r>
+      </m:oMath>
+      <w:r>
+        <w:t xml:space="preserve">, F bậc một = 22,1); và DAI theo giai đoạn và phụ thuộc chọn lựa (IV null,</w:t>
+      </w:r>
+      <w:r>
+        <w:t xml:space="preserve"> </w:t>
+      </w:r>
+      <m:oMath>
+        <m:r>
+          <m:t>β</m:t>
+        </m:r>
+        <m:r>
+          <m:rPr>
+            <m:sty m:val="p"/>
+          </m:rPr>
+          <m:t>=</m:t>
+        </m:r>
+        <m:r>
+          <m:t>0.018</m:t>
+        </m:r>
+      </m:oMath>
+      <w:r>
+        <w:t xml:space="preserve">). P4 Singapore (Mar, Đỗ &amp; Phan, 2026, MIR under review) phân tích 623 doanh nghiệp WBES 2023, cho thấy điểm uốn hàm ý ở FSTS khoảng 88,6% và DAI hoạt động như nguồn lực mở rộng tình huống với hệ số DAI×FSTS² = +3,119 (p = 0,005). P5 Trung Quốc (Đỗ &amp; Phan, 2026, IJOEM under review) phân tích 4.559 doanh nghiệp WBES hai sóng (2012, 2024), xác nhận chữ U ngược bền vững cấu trúc với điểm uốn 49,4% (2012) và 47,2% (2024).</w:t>
       </w:r>
     </w:p>
     <w:bookmarkEnd w:id="27"/>
@@ -3371,7 +3428,78 @@
         <w:pStyle w:val="FirstParagraph"/>
       </w:pPr>
       <w:r>
-        <w:t xml:space="preserve">P3 Việt Nam (Đỗ &amp; Phan, 2026, JABS under review): Phân tích 2.958 doanh nghiệp WBES ba sóng (2009, 2015, 2023) xác nhận chữ U ngược trong cả ba sóng với kiểm định Lind–Mehlum p &lt; 0,001 (tổng hợp). Điểm uốn: 46,2% (2009), 39,3% (2015), 41,6% (2023), 39,7% (tổng hợp). P3 phân tách H1 thành hai mệnh đề: bước nhảy từ không xuất khẩu sang xuất khẩu là biên năng suất chính; trong mẫu chỉ gồm doanh nghiệp xuất khẩu, đường cong gần phẳng. TCI (b8+e6) dương bền vững (β = 0,179 tổng hợp, p &lt; 0,001); biến công cụ cho TCI nhân quả (β = 1,639, F bậc một = 22,1). DAI phụ thuộc giai đoạn, dương năm 2009 (β = 0,175), null năm 2015, có tương tác âm năm 2023 (FSTS_c×DAI_z = −0,912, p = 0,043); biến công cụ cho DAI null (β = 0,018, p = 0,942, F bậc một = 34,6), phụ thuộc chọn lựa, không nhân quả.</w:t>
+        <w:t xml:space="preserve">P3 Việt Nam (Đỗ &amp; Phan, 2026, JABS under review): Phân tích 2.958 doanh nghiệp WBES ba sóng (2009, 2015, 2023) xác nhận chữ U ngược trong cả ba sóng với kiểm định Lind–Mehlum p &lt; 0,001 (tổng hợp). Điểm uốn: 46,2% (2009), 39,3% (2015), 41,6% (2023), 39,7% (tổng hợp). P3 phân tách H1 thành hai mệnh đề: bước nhảy từ không xuất khẩu sang xuất khẩu là biên năng suất chính; trong mẫu chỉ gồm doanh nghiệp xuất khẩu, đường cong gần phẳng. TCI (b8+e6) dương bền vững (</w:t>
+      </w:r>
+      <m:oMath>
+        <m:r>
+          <m:t>β</m:t>
+        </m:r>
+        <m:r>
+          <m:rPr>
+            <m:sty m:val="p"/>
+          </m:rPr>
+          <m:t>=</m:t>
+        </m:r>
+        <m:r>
+          <m:t>0.179</m:t>
+        </m:r>
+      </m:oMath>
+      <w:r>
+        <w:t xml:space="preserve"> </w:t>
+      </w:r>
+      <w:r>
+        <w:t xml:space="preserve">tổng hợp, p &lt; 0,001); biến công cụ cho TCI nhân quả (</w:t>
+      </w:r>
+      <m:oMath>
+        <m:r>
+          <m:t>β</m:t>
+        </m:r>
+        <m:r>
+          <m:rPr>
+            <m:sty m:val="p"/>
+          </m:rPr>
+          <m:t>=</m:t>
+        </m:r>
+        <m:r>
+          <m:t>1.639</m:t>
+        </m:r>
+      </m:oMath>
+      <w:r>
+        <w:t xml:space="preserve">, F bậc một = 22,1). DAI phụ thuộc giai đoạn, dương năm 2009 (</w:t>
+      </w:r>
+      <m:oMath>
+        <m:r>
+          <m:t>β</m:t>
+        </m:r>
+        <m:r>
+          <m:rPr>
+            <m:sty m:val="p"/>
+          </m:rPr>
+          <m:t>=</m:t>
+        </m:r>
+        <m:r>
+          <m:t>0.175</m:t>
+        </m:r>
+      </m:oMath>
+      <w:r>
+        <w:t xml:space="preserve">), null năm 2015, có tương tác âm năm 2023 (FSTS_c×DAI_z = −0,912, p = 0,043); biến công cụ cho DAI null (</w:t>
+      </w:r>
+      <m:oMath>
+        <m:r>
+          <m:t>β</m:t>
+        </m:r>
+        <m:r>
+          <m:rPr>
+            <m:sty m:val="p"/>
+          </m:rPr>
+          <m:t>=</m:t>
+        </m:r>
+        <m:r>
+          <m:t>0.018</m:t>
+        </m:r>
+      </m:oMath>
+      <w:r>
+        <w:t xml:space="preserve">, p = 0,942, F bậc một = 34,6), phụ thuộc chọn lựa, không nhân quả.</w:t>
       </w:r>
     </w:p>
     <w:p>
@@ -3391,7 +3519,24 @@
         <w:pStyle w:val="BodyText"/>
       </w:pPr>
       <w:r>
-        <w:t xml:space="preserve">P4 Singapore (Mar, Đỗ &amp; Phan, 2026, MIR under review): Phân tích 623 doanh nghiệp WBES 2023. Trong nền kinh tế số bão hòa, đường cong I→P chủ yếu dương, điểm uốn hàm ý ở FSTS khoảng 88,6% (vùng thưa dữ liệu; kiểm định Lind–Mehlum p = 0,303). DAI×FSTS² = +3,119 (p = 0,005), DAI là nguồn lực mở rộng tình huống, chỉ phát huy ở FSTS cao nơi nhu cầu điều phối xuyên biên giới dày đặc. TCI dương trực tiếp (β = 0,153).</w:t>
+        <w:t xml:space="preserve">P4 Singapore (Mar, Đỗ &amp; Phan, 2026, MIR under review): Phân tích 623 doanh nghiệp WBES 2023. Trong nền kinh tế số bão hòa, đường cong I→P chủ yếu dương, điểm uốn hàm ý ở FSTS khoảng 88,6% (vùng thưa dữ liệu; kiểm định Lind–Mehlum p = 0,303). DAI×FSTS² = +3,119 (p = 0,005), DAI là nguồn lực mở rộng tình huống, chỉ phát huy ở FSTS cao nơi nhu cầu điều phối xuyên biên giới dày đặc. TCI dương trực tiếp (</w:t>
+      </w:r>
+      <m:oMath>
+        <m:r>
+          <m:t>β</m:t>
+        </m:r>
+        <m:r>
+          <m:rPr>
+            <m:sty m:val="p"/>
+          </m:rPr>
+          <m:t>=</m:t>
+        </m:r>
+        <m:r>
+          <m:t>0.153</m:t>
+        </m:r>
+      </m:oMath>
+      <w:r>
+        <w:t xml:space="preserve">).</w:t>
       </w:r>
     </w:p>
     <w:p>
@@ -4045,7 +4190,27 @@
         <w:pStyle w:val="BodyText"/>
       </w:pPr>
       <w:r>
-        <w:t xml:space="preserve">Vai trò trong mô hình đề xuất: RBV cung cấp lý thuyết cho H2 (TCI điều tiết tích cực). Doanh nghiệp có năng lực công nghệ (R&amp;D, ISO, máy nhập khẩu) cao hấp thụ lợi ích quốc tế hóa tốt hơn. TCI là biến điều tiết cấp doanh nghiệp. Bằng chứng P3 Việt Nam (TCI trực tiếp β = 0,179, nhân quả từ IV) và P5 Trung Quốc (TCI tăng cường +0,260 dẫn đến +0,426) ủng hộ TCI là nguồn lực VRIN bền vững.</w:t>
+        <w:t xml:space="preserve">Vai trò trong mô hình đề xuất: RBV cung cấp lý thuyết cho H2 (TCI điều tiết tích cực). Doanh nghiệp có năng lực công nghệ (R&amp;D, ISO, máy nhập khẩu) cao hấp thụ lợi ích quốc tế hóa tốt hơn. TCI là biến điều tiết cấp doanh nghiệp. Bằng chứng P3 Việt Nam (TCI trực tiếp</w:t>
+      </w:r>
+      <w:r>
+        <w:t xml:space="preserve"> </w:t>
+      </w:r>
+      <m:oMath>
+        <m:r>
+          <m:t>β</m:t>
+        </m:r>
+        <m:r>
+          <m:rPr>
+            <m:sty m:val="p"/>
+          </m:rPr>
+          <m:t>=</m:t>
+        </m:r>
+        <m:r>
+          <m:t>0.179</m:t>
+        </m:r>
+      </m:oMath>
+      <w:r>
+        <w:t xml:space="preserve">, nhân quả từ IV) và P5 Trung Quốc (TCI tăng cường +0,260 dẫn đến +0,426) ủng hộ TCI là nguồn lực VRIN bền vững.</w:t>
       </w:r>
     </w:p>
     <w:bookmarkEnd w:id="39"/>
@@ -5030,7 +5195,24 @@
         <w:t xml:space="preserve"> </w:t>
       </w:r>
       <w:r>
-        <w:t xml:space="preserve">(context-contingent resource). Vai trò của DAI trong quan hệ I→P thay đổi theo regime thể chế và mức bão hòa số của nền kinh tế. Nhóm I (Singapore, Advanced I, bão hòa số cao): DAI Tier-1+2 vận hành như nguồn lực khuếch đại tình huống, tác động chỉ xuất hiện khi cường độ xuất khẩu đạt ngưỡng cao (FSTS²×DAI = +3,119; P4). Nhóm IV (Việt Nam, Lower_mid_transition, bão hòa số thấp; Nhóm IV trong cả hệ 5 nhóm P6 lẫn hệ 6 nhóm CD2): DAI Tier-1 là ràng buộc đo lường; tác động dương theo OLS nhưng biến mất sau hiệu chỉnh nội sinh biến công cụ (β = 0,018, p = 0,942; P3). Nhóm III (Trung Quốc, Upper-Middle/Emerging transition, bão hòa số trung bình): DAI Tier-1 phổ biến &gt;60%, mất khả năng phân biệt, giữ như biến kiểm soát không phải biến điều tiết (P5). Cơ chế này giải thích tại sao kết quả "DAI null" và "DAI dương" đều nhất quán với lý thuyết CDCM, khác nhau ở điều kiện bối cảnh, không mâu thuẫn về lý thuyết nền tảng.</w:t>
+        <w:t xml:space="preserve">(context-contingent resource). Vai trò của DAI trong quan hệ I→P thay đổi theo regime thể chế và mức bão hòa số của nền kinh tế. Nhóm I (Singapore, Advanced I, bão hòa số cao): DAI Tier-1+2 vận hành như nguồn lực khuếch đại tình huống, tác động chỉ xuất hiện khi cường độ xuất khẩu đạt ngưỡng cao (FSTS²×DAI = +3,119; P4). Nhóm IV (Việt Nam, Lower_mid_transition, bão hòa số thấp; Nhóm IV trong cả hệ 5 nhóm P6 lẫn hệ 6 nhóm CD2): DAI Tier-1 là ràng buộc đo lường; tác động dương theo OLS nhưng biến mất sau hiệu chỉnh nội sinh biến công cụ (</w:t>
+      </w:r>
+      <m:oMath>
+        <m:r>
+          <m:t>β</m:t>
+        </m:r>
+        <m:r>
+          <m:rPr>
+            <m:sty m:val="p"/>
+          </m:rPr>
+          <m:t>=</m:t>
+        </m:r>
+        <m:r>
+          <m:t>0.018</m:t>
+        </m:r>
+      </m:oMath>
+      <w:r>
+        <w:t xml:space="preserve">, p = 0,942; P3). Nhóm III (Trung Quốc, Upper-Middle/Emerging transition, bão hòa số trung bình): DAI Tier-1 phổ biến &gt;60%, mất khả năng phân biệt, giữ như biến kiểm soát không phải biến điều tiết (P5). Cơ chế này giải thích tại sao kết quả "DAI null" và "DAI dương" đều nhất quán với lý thuyết CDCM, khác nhau ở điều kiện bối cảnh, không mâu thuẫn về lý thuyết nền tảng.</w:t>
       </w:r>
     </w:p>
     <w:bookmarkEnd w:id="52"/>
@@ -6540,7 +6722,30 @@
         <w:pStyle w:val="BodyText"/>
       </w:pPr>
       <w:r>
-        <w:t xml:space="preserve">Bằng chứng neo đậu: P4 Singapore: FSTS²×DAI = +3,119 (p = 0,005), DAI mở rộng tình huống có điều kiện. P3 Việt Nam: biến công cụ null β = 0,018 (p = 0,942), OLS dương phản ánh phụ thuộc chọn lựa, không nhân quả. P5 Trung Quốc: không điều tiết độ cong.</w:t>
+        <w:t xml:space="preserve">Bằng chứng neo đậu: P4 Singapore: FSTS²×DAI = +3,119 (p = 0,005), DAI mở rộng tình huống có điều kiện. P3 Việt Nam: biến công cụ null</w:t>
+      </w:r>
+      <w:r>
+        <w:t xml:space="preserve"> </w:t>
+      </w:r>
+      <m:oMath>
+        <m:r>
+          <m:t>β</m:t>
+        </m:r>
+        <m:r>
+          <m:rPr>
+            <m:sty m:val="p"/>
+          </m:rPr>
+          <m:t>=</m:t>
+        </m:r>
+        <m:r>
+          <m:t>0.018</m:t>
+        </m:r>
+      </m:oMath>
+      <w:r>
+        <w:t xml:space="preserve"> </w:t>
+      </w:r>
+      <w:r>
+        <w:t xml:space="preserve">(p = 0,942), OLS dương phản ánh phụ thuộc chọn lựa, không nhân quả. P5 Trung Quốc: không điều tiết độ cong.</w:t>
       </w:r>
     </w:p>
     <w:p>
@@ -7053,7 +7258,24 @@
         <w:t xml:space="preserve"> </w:t>
       </w:r>
       <w:r>
-        <w:t xml:space="preserve">(Emerging và Frontier, Nhóm III–V): Trong các nền kinh tế đang nổi và cận biên, DAI điều tiết tích cực quan hệ FSTS dẫn đến ln(LP): β(FSTS×DAI) &gt; 0 và/hoặc β(FSTS²×DAI) &gt; 0 trong ước lượng OLS. Cơ chế: DAI giảm khoảng cách tâm lý, mở rộng tiếp cận thị trường ảo, và tăng năng lực điều phối ở những bối cảnh mà website presence vẫn là tín hiệu phân biệt (chưa bão hòa). Dẫu vậy, kiểm định bằng biến công cụ tại Nhóm IV (Việt Nam) cho kết quả null (β = 0,018; p = 0,942), tức OLS dương phản ánh phụ thuộc chọn lựa chứ không nhân quả. H3a do đó là giả thuyết có điều kiện, cần kiểm định nhân quả để xác nhận.</w:t>
+        <w:t xml:space="preserve">(Emerging và Frontier, Nhóm III–V): Trong các nền kinh tế đang nổi và cận biên, DAI điều tiết tích cực quan hệ FSTS dẫn đến ln(LP): β(FSTS×DAI) &gt; 0 và/hoặc β(FSTS²×DAI) &gt; 0 trong ước lượng OLS. Cơ chế: DAI giảm khoảng cách tâm lý, mở rộng tiếp cận thị trường ảo, và tăng năng lực điều phối ở những bối cảnh mà website presence vẫn là tín hiệu phân biệt (chưa bão hòa). Dẫu vậy, kiểm định bằng biến công cụ tại Nhóm IV (Việt Nam) cho kết quả null (</w:t>
+      </w:r>
+      <m:oMath>
+        <m:r>
+          <m:t>β</m:t>
+        </m:r>
+        <m:r>
+          <m:rPr>
+            <m:sty m:val="p"/>
+          </m:rPr>
+          <m:t>=</m:t>
+        </m:r>
+        <m:r>
+          <m:t>0.018</m:t>
+        </m:r>
+      </m:oMath>
+      <w:r>
+        <w:t xml:space="preserve">; p = 0,942), tức OLS dương phản ánh phụ thuộc chọn lựa chứ không nhân quả. H3a do đó là giả thuyết có điều kiện, cần kiểm định nhân quả để xác nhận.</w:t>
       </w:r>
     </w:p>
     <w:p>
@@ -14794,15 +15016,52 @@
         <w:pStyle w:val="FirstParagraph"/>
       </w:pPr>
       <w:r>
-        <w:t xml:space="preserve">P3 (Việt Nam, JABS, under review): Đỗ, T. H., &amp; Phan, A. T. (2026). Phân tích 2.958 doanh nghiệp WBES ba sóng 2009/2015/2023. Kết quả chính: chữ U ngược xác nhận (Lind–Mehlum p &lt; 0,001 tổng hợp); điểm uốn 46,2% (2009), 39,3% (2015), 41,6% (2023), 39,7% (tổng hợp); TCI nhân quả (β = 1,639, F bậc một = 22,1); DAI phụ thuộc chọn lựa (β_IV = 0,018, F bậc một = 34,6); Paternoster z = 3,353 giữa điểm uốn 2009 và 2015 (p &lt; 0,001).</w:t>
-      </w:r>
-    </w:p>
-    <w:p>
-      <w:pPr>
-        <w:pStyle w:val="BodyText"/>
-      </w:pPr>
-      <w:r>
-        <w:t xml:space="preserve">P4 (Singapore, MIR, under review): Mar, K. S., Đỗ, T. H., &amp; Phan, A. T. (2026). Phân tích 623 doanh nghiệp WBES 2023. Kết quả chính: đường cong I→P chủ yếu dương; điểm uốn hàm ý ~88,6% (vùng thưa dữ liệu; Lind–Mehlum p = 0,303); DAI×FSTS² = +3,119 (p = 0,005), tức DAI là nguồn lực mở rộng tình huống; TCI β = 0,153.</w:t>
+        <w:t xml:space="preserve">P3 (Việt Nam, JABS, under review): Đỗ, T. H., &amp; Phan, A. T. (2026). Phân tích 2.958 doanh nghiệp WBES ba sóng 2009/2015/2023. Kết quả chính: chữ U ngược xác nhận (Lind–Mehlum p &lt; 0,001 tổng hợp); điểm uốn 46,2% (2009), 39,3% (2015), 41,6% (2023), 39,7% (tổng hợp); TCI nhân quả (</w:t>
+      </w:r>
+      <m:oMath>
+        <m:r>
+          <m:t>β</m:t>
+        </m:r>
+        <m:r>
+          <m:rPr>
+            <m:sty m:val="p"/>
+          </m:rPr>
+          <m:t>=</m:t>
+        </m:r>
+        <m:r>
+          <m:t>1.639</m:t>
+        </m:r>
+      </m:oMath>
+      <w:r>
+        <w:t xml:space="preserve">, F bậc một = 22,1); DAI phụ thuộc chọn lựa (β_IV = 0,018, F bậc một = 34,6); Paternoster z = 3,353 giữa điểm uốn 2009 và 2015 (p &lt; 0,001).</w:t>
+      </w:r>
+    </w:p>
+    <w:p>
+      <w:pPr>
+        <w:pStyle w:val="BodyText"/>
+      </w:pPr>
+      <w:r>
+        <w:t xml:space="preserve">P4 (Singapore, MIR, under review): Mar, K. S., Đỗ, T. H., &amp; Phan, A. T. (2026). Phân tích 623 doanh nghiệp WBES 2023. Kết quả chính: đường cong I→P chủ yếu dương; điểm uốn hàm ý ~88,6% (vùng thưa dữ liệu; Lind–Mehlum p = 0,303); DAI×FSTS² = +3,119 (p = 0,005), tức DAI là nguồn lực mở rộng tình huống; TCI</w:t>
+      </w:r>
+      <w:r>
+        <w:t xml:space="preserve"> </w:t>
+      </w:r>
+      <m:oMath>
+        <m:r>
+          <m:t>β</m:t>
+        </m:r>
+        <m:r>
+          <m:rPr>
+            <m:sty m:val="p"/>
+          </m:rPr>
+          <m:t>=</m:t>
+        </m:r>
+        <m:r>
+          <m:t>0.153</m:t>
+        </m:r>
+      </m:oMath>
+      <w:r>
+        <w:t xml:space="preserve">.</w:t>
       </w:r>
     </w:p>
     <w:p>
